--- a/content-pipeline/campaign-ben-thanh/word/005_dinh-doc-lap-sai-gon.docx
+++ b/content-pipeline/campaign-ben-thanh/word/005_dinh-doc-lap-sai-gon.docx
@@ -173,275 +173,6 @@
         </w:rPr>
         <w:t>. Đây là nơi hội tụ đỉnh cao của chủ nghĩa Hiện đại nhiệt đới (Tropical Modernism) kết hợp với triết lý dịch học Á Đông do bàn tay tài hoa của Kiến trúc sư Ngô Viết Thụ kiến tạo.</w:t>
       </w:r>
-    </w:p>
-    <w:p>
-      <w:pPr>
-        <w:spacing w:before="120" w:after="120"/>
-        <w:jc w:val="center"/>
-      </w:pPr>
-      <w:r>
-        <w:rPr>
-          <w:color w:val="CBD5E1"/>
-        </w:rPr>
-        <w:t>―――――――――――――――――――――――――――――――――――――――――――――</w:t>
-      </w:r>
-    </w:p>
-    <w:p>
-      <w:pPr>
-        <w:keepNext/>
-        <w:spacing w:before="320" w:after="120" w:line="276" w:lineRule="auto"/>
-      </w:pPr>
-      <w:r>
-        <w:rPr>
-          <w:rFonts w:ascii="Calibri" w:hAnsi="Calibri"/>
-          <w:b/>
-          <w:color w:val="1B365D"/>
-          <w:sz w:val="32"/>
-        </w:rPr>
-        <w:t>Quick Overview Stats Bar (Thông Số Thực Địa 2026)</w:t>
-      </w:r>
-    </w:p>
-    <w:tbl>
-      <w:tblPr>
-        <w:tblW w:type="auto" w:w="0"/>
-        <w:jc w:val="center"/>
-        <w:tblLook w:firstColumn="1" w:firstRow="1" w:lastColumn="0" w:lastRow="0" w:noHBand="0" w:noVBand="1" w:val="04A0"/>
-        <w:tblBorders>
-          <w:top w:val="single" w:sz="4" w:space="0" w:color="CBD5E1"/>
-          <w:bottom w:val="single" w:sz="6" w:space="0" w:color="1B365D"/>
-          <w:left w:val="none"/>
-          <w:right w:val="none"/>
-          <w:insideH w:val="single" w:sz="4" w:space="0" w:color="CBD5E1"/>
-          <w:insideV w:val="none"/>
-        </w:tblBorders>
-      </w:tblPr>
-      <w:tblGrid>
-        <w:gridCol w:w="2484"/>
-        <w:gridCol w:w="2484"/>
-        <w:gridCol w:w="2484"/>
-        <w:gridCol w:w="2484"/>
-      </w:tblGrid>
-      <w:tr>
-        <w:tc>
-          <w:tcPr>
-            <w:tcW w:type="dxa" w:w="2484"/>
-            <w:vAlign w:val="center"/>
-            <w:shd w:fill="1B365D"/>
-            <w:tcMar>
-              <w:top w:w="140" w:type="dxa"/>
-              <w:bottom w:w="140" w:type="dxa"/>
-              <w:left w:w="150" w:type="dxa"/>
-              <w:right w:w="150" w:type="dxa"/>
-            </w:tcMar>
-          </w:tcPr>
-          <w:p>
-            <w:pPr>
-              <w:spacing w:before="0" w:after="0" w:line="276" w:lineRule="auto"/>
-            </w:pPr>
-            <w:r>
-              <w:rPr>
-                <w:rFonts w:ascii="Calibri" w:hAnsi="Calibri"/>
-                <w:b/>
-                <w:color w:val="FFFFFF"/>
-                <w:sz w:val="19"/>
-              </w:rPr>
-              <w:t>📍 Tọa độ địa chỉ</w:t>
-            </w:r>
-          </w:p>
-        </w:tc>
-        <w:tc>
-          <w:tcPr>
-            <w:tcW w:type="dxa" w:w="2484"/>
-            <w:vAlign w:val="center"/>
-            <w:shd w:fill="1B365D"/>
-            <w:tcMar>
-              <w:top w:w="140" w:type="dxa"/>
-              <w:bottom w:w="140" w:type="dxa"/>
-              <w:left w:w="150" w:type="dxa"/>
-              <w:right w:w="150" w:type="dxa"/>
-            </w:tcMar>
-          </w:tcPr>
-          <w:p>
-            <w:pPr>
-              <w:spacing w:before="0" w:after="0" w:line="276" w:lineRule="auto"/>
-            </w:pPr>
-            <w:r>
-              <w:rPr>
-                <w:rFonts w:ascii="Calibri" w:hAnsi="Calibri"/>
-                <w:b/>
-                <w:color w:val="FFFFFF"/>
-                <w:sz w:val="19"/>
-              </w:rPr>
-              <w:t>🏛️ Phong cách kiến trúc</w:t>
-            </w:r>
-          </w:p>
-        </w:tc>
-        <w:tc>
-          <w:tcPr>
-            <w:tcW w:type="dxa" w:w="2484"/>
-            <w:vAlign w:val="center"/>
-            <w:shd w:fill="1B365D"/>
-            <w:tcMar>
-              <w:top w:w="140" w:type="dxa"/>
-              <w:bottom w:w="140" w:type="dxa"/>
-              <w:left w:w="150" w:type="dxa"/>
-              <w:right w:w="150" w:type="dxa"/>
-            </w:tcMar>
-          </w:tcPr>
-          <w:p>
-            <w:pPr>
-              <w:spacing w:before="0" w:after="0" w:line="276" w:lineRule="auto"/>
-            </w:pPr>
-            <w:r>
-              <w:rPr>
-                <w:rFonts w:ascii="Calibri" w:hAnsi="Calibri"/>
-                <w:b/>
-                <w:color w:val="FFFFFF"/>
-                <w:sz w:val="19"/>
-              </w:rPr>
-              <w:t>⏳ Năm khánh thành</w:t>
-            </w:r>
-          </w:p>
-        </w:tc>
-        <w:tc>
-          <w:tcPr>
-            <w:tcW w:type="dxa" w:w="2484"/>
-            <w:vAlign w:val="center"/>
-            <w:shd w:fill="1B365D"/>
-            <w:tcMar>
-              <w:top w:w="140" w:type="dxa"/>
-              <w:bottom w:w="140" w:type="dxa"/>
-              <w:left w:w="150" w:type="dxa"/>
-              <w:right w:w="150" w:type="dxa"/>
-            </w:tcMar>
-          </w:tcPr>
-          <w:p>
-            <w:pPr>
-              <w:spacing w:before="0" w:after="0" w:line="276" w:lineRule="auto"/>
-            </w:pPr>
-            <w:r>
-              <w:rPr>
-                <w:rFonts w:ascii="Calibri" w:hAnsi="Calibri"/>
-                <w:b/>
-                <w:color w:val="FFFFFF"/>
-                <w:sz w:val="19"/>
-              </w:rPr>
-              <w:t>🎟️ Giá vé tham quan 2026</w:t>
-            </w:r>
-          </w:p>
-        </w:tc>
-      </w:tr>
-      <w:tr>
-        <w:tc>
-          <w:tcPr>
-            <w:tcW w:type="dxa" w:w="2484"/>
-            <w:vAlign w:val="center"/>
-            <w:shd w:fill="F8FAFC"/>
-            <w:tcMar>
-              <w:top w:w="100" w:type="dxa"/>
-              <w:bottom w:w="100" w:type="dxa"/>
-              <w:left w:w="150" w:type="dxa"/>
-              <w:right w:w="150" w:type="dxa"/>
-            </w:tcMar>
-          </w:tcPr>
-          <w:p>
-            <w:pPr>
-              <w:spacing w:before="0" w:after="0" w:line="276" w:lineRule="auto"/>
-            </w:pPr>
-            <w:r>
-              <w:rPr>
-                <w:rFonts w:ascii="Calibri" w:hAnsi="Calibri"/>
-                <w:color w:val="1E293B"/>
-                <w:sz w:val="19"/>
-              </w:rPr>
-              <w:t>135 Nam Kỳ Khởi Nghĩa, Phường Bến Thành, Quận 1</w:t>
-            </w:r>
-          </w:p>
-        </w:tc>
-        <w:tc>
-          <w:tcPr>
-            <w:tcW w:type="dxa" w:w="2484"/>
-            <w:vAlign w:val="center"/>
-            <w:shd w:fill="F8FAFC"/>
-            <w:tcMar>
-              <w:top w:w="100" w:type="dxa"/>
-              <w:bottom w:w="100" w:type="dxa"/>
-              <w:left w:w="150" w:type="dxa"/>
-              <w:right w:w="150" w:type="dxa"/>
-            </w:tcMar>
-          </w:tcPr>
-          <w:p>
-            <w:pPr>
-              <w:spacing w:before="0" w:after="0" w:line="276" w:lineRule="auto"/>
-            </w:pPr>
-            <w:r>
-              <w:rPr>
-                <w:rFonts w:ascii="Calibri" w:hAnsi="Calibri"/>
-                <w:color w:val="1E293B"/>
-                <w:sz w:val="19"/>
-              </w:rPr>
-              <w:t>Hiện đại nhiệt đới (Tropical Modernism)</w:t>
-            </w:r>
-          </w:p>
-        </w:tc>
-        <w:tc>
-          <w:tcPr>
-            <w:tcW w:type="dxa" w:w="2484"/>
-            <w:vAlign w:val="center"/>
-            <w:shd w:fill="F8FAFC"/>
-            <w:tcMar>
-              <w:top w:w="100" w:type="dxa"/>
-              <w:bottom w:w="100" w:type="dxa"/>
-              <w:left w:w="150" w:type="dxa"/>
-              <w:right w:w="150" w:type="dxa"/>
-            </w:tcMar>
-          </w:tcPr>
-          <w:p>
-            <w:pPr>
-              <w:spacing w:before="0" w:after="0" w:line="276" w:lineRule="auto"/>
-            </w:pPr>
-            <w:r>
-              <w:rPr>
-                <w:rFonts w:ascii="Calibri" w:hAnsi="Calibri"/>
-                <w:color w:val="1E293B"/>
-                <w:sz w:val="19"/>
-              </w:rPr>
-              <w:t>1966 (KTS Ngô Viết Thụ)</w:t>
-            </w:r>
-          </w:p>
-        </w:tc>
-        <w:tc>
-          <w:tcPr>
-            <w:tcW w:type="dxa" w:w="2484"/>
-            <w:vAlign w:val="center"/>
-            <w:shd w:fill="F8FAFC"/>
-            <w:tcMar>
-              <w:top w:w="100" w:type="dxa"/>
-              <w:bottom w:w="100" w:type="dxa"/>
-              <w:left w:w="150" w:type="dxa"/>
-              <w:right w:w="150" w:type="dxa"/>
-            </w:tcMar>
-          </w:tcPr>
-          <w:p>
-            <w:pPr>
-              <w:spacing w:before="0" w:after="0" w:line="276" w:lineRule="auto"/>
-            </w:pPr>
-            <w:r>
-              <w:rPr>
-                <w:rFonts w:ascii="Calibri" w:hAnsi="Calibri"/>
-                <w:color w:val="1E293B"/>
-                <w:sz w:val="19"/>
-              </w:rPr>
-              <w:t>65.000 VNĐ / vé trọn gói người lớn</w:t>
-            </w:r>
-          </w:p>
-        </w:tc>
-      </w:tr>
-    </w:tbl>
-    <w:p>
-      <w:pPr>
-        <w:spacing w:before="0" w:after="80"/>
-      </w:pPr>
     </w:p>
     <w:p>
       <w:pPr>

--- a/content-pipeline/campaign-ben-thanh/word/005_dinh-doc-lap-sai-gon.docx
+++ b/content-pipeline/campaign-ben-thanh/word/005_dinh-doc-lap-sai-gon.docx
@@ -340,7 +340,7 @@
           <w:color w:val="1B365D"/>
           <w:sz w:val="32"/>
         </w:rPr>
-        <w:t>1. Dòng Chảy Lịch Sử: Từ Dinh Norodom Thuộc Địa Đến Hội Trường Thống Nhất</w:t>
+        <w:t>Dòng Chảy Lịch Sử: Từ Dinh Norodom Thuộc Địa Đến Hội Trường Thống Nhất</w:t>
       </w:r>
     </w:p>
     <w:p>
@@ -470,7 +470,7 @@
           <w:color w:val="1B365D"/>
           <w:sz w:val="32"/>
         </w:rPr>
-        <w:t>2. Giải Mã Mật Mã Triết Học Phương Đông Của KTS Ngô Viết Thụ</w:t>
+        <w:t>Giải Mã Mật Mã Triết Học Phương Đông Của KTS Ngô Viết Thụ</w:t>
       </w:r>
     </w:p>
     <w:p>
@@ -498,7 +498,7 @@
           <w:color w:val="D97706"/>
           <w:sz w:val="26"/>
         </w:rPr>
-        <w:t>2.1. Mặt Bằng Tạo Hình Các Hán Tự Triết Học</w:t>
+        <w:t>Mặt Bằng Tạo Hình Các Hán Tự Triết Học</w:t>
       </w:r>
     </w:p>
     <w:p>
@@ -605,7 +605,7 @@
           <w:color w:val="D97706"/>
           <w:sz w:val="26"/>
         </w:rPr>
-        <w:t>2.2. Hệ Thống Rèm Hoa Đá Bê Tông: Đốt Trúc Thanh Cao Giữa Vùng Nhiệt Đới</w:t>
+        <w:t>Hệ Thống Rèm Hoa Đá Bê Tông: Đốt Trúc Thanh Cao Giữa Vùng Nhiệt Đới</w:t>
       </w:r>
     </w:p>
     <w:p>
@@ -662,7 +662,7 @@
           <w:color w:val="1B365D"/>
           <w:sz w:val="32"/>
         </w:rPr>
-        <w:t>3. Khám Phá Các Phân Khu Trọng Yếu Trong Dinh</w:t>
+        <w:t>Khám Phá Các Phân Khu Trọng Yếu Trong Dinh</w:t>
       </w:r>
     </w:p>
     <w:tbl>
@@ -1355,7 +1355,7 @@
           <w:color w:val="1B365D"/>
           <w:sz w:val="32"/>
         </w:rPr>
-        <w:t>4. Kinh Nghiệm Thực Địa Cho Người Du Hành Có GUU (Field Notes 2026)</w:t>
+        <w:t>Kinh Nghiệm Thực Địa Cho Người Du Hành Có GUU (Field Notes 2026)</w:t>
       </w:r>
     </w:p>
     <w:p>

--- a/content-pipeline/campaign-ben-thanh/word/005_dinh-doc-lap-sai-gon.docx
+++ b/content-pipeline/campaign-ben-thanh/word/005_dinh-doc-lap-sai-gon.docx
@@ -13,7 +13,7 @@
           <w:color w:val="1B365D"/>
           <w:sz w:val="42"/>
         </w:rPr>
-        <w:t>Dinh Độc Lập Sài Gòn: Đỉnh Cao Kiến Trúc Nhiệt Đới &amp; Trầm Tích Lịch Sử Phương Nam</w:t>
+        <w:t>Dinh Độc Lập Sài Gòn: Đỉnh Cao Kiến Trúc Nhiệt Đới &amp; Dấu Ấn Lịch Sử Phương Nam</w:t>
       </w:r>
     </w:p>
     <w:tbl>
@@ -470,7 +470,7 @@
           <w:color w:val="1B365D"/>
           <w:sz w:val="32"/>
         </w:rPr>
-        <w:t>Giải Mã Mật Mã Triết Học Phương Đông Của KTS Ngô Viết Thụ</w:t>
+        <w:t>Dấu Ấn Triết Lý Phương Đông Trong Thiết Kế Của KTS Ngô Viết Thụ</w:t>
       </w:r>
     </w:p>
     <w:p>
@@ -1355,7 +1355,7 @@
           <w:color w:val="1B365D"/>
           <w:sz w:val="32"/>
         </w:rPr>
-        <w:t>Kinh Nghiệm Thực Địa Cho Người Du Hành Có GUU (Field Notes 2026)</w:t>
+        <w:t>Kinh Nghiệm Tham Quan &amp; Lưu Ý Thực Tế (2026)</w:t>
       </w:r>
     </w:p>
     <w:p>

--- a/content-pipeline/campaign-ben-thanh/word/005_dinh-doc-lap-sai-gon.docx
+++ b/content-pipeline/campaign-ben-thanh/word/005_dinh-doc-lap-sai-gon.docx
@@ -1498,6 +1498,196 @@
     </w:p>
     <w:p>
       <w:pPr>
+        <w:spacing w:before="120" w:after="120"/>
+        <w:jc w:val="center"/>
+      </w:pPr>
+      <w:r>
+        <w:rPr>
+          <w:color w:val="CBD5E1"/>
+        </w:rPr>
+        <w:t>―――――――――――――――――――――――――――――――――――――――――――――</w:t>
+      </w:r>
+    </w:p>
+    <w:p>
+      <w:pPr>
+        <w:keepNext/>
+        <w:spacing w:before="320" w:after="120" w:line="276" w:lineRule="auto"/>
+      </w:pPr>
+      <w:r>
+        <w:rPr>
+          <w:rFonts w:ascii="Calibri" w:hAnsi="Calibri"/>
+          <w:b/>
+          <w:color w:val="1B365D"/>
+          <w:sz w:val="32"/>
+        </w:rPr>
+        <w:t>🗺️ Liên Kết Hành Trình &amp; Điểm Đến Lân Cận</w:t>
+      </w:r>
+    </w:p>
+    <w:p>
+      <w:pPr>
+        <w:spacing w:before="40" w:after="120" w:line="276" w:lineRule="auto"/>
+      </w:pPr>
+      <w:r>
+        <w:rPr>
+          <w:rFonts w:ascii="Calibri" w:hAnsi="Calibri"/>
+          <w:color w:val="1E293B"/>
+          <w:sz w:val="21"/>
+        </w:rPr>
+        <w:t>Để tối ưu hành trình khám phá khu vực trung tâm Bến Thành, mời bạn tham khảo thêm các cẩm nang chuyên sâu liên quan:</w:t>
+      </w:r>
+      <w:r>
+        <w:rPr>
+          <w:rFonts w:ascii="Calibri" w:hAnsi="Calibri"/>
+          <w:color w:val="1E293B"/>
+          <w:sz w:val="21"/>
+        </w:rPr>
+      </w:r>
+      <w:r>
+        <w:rPr>
+          <w:rFonts w:ascii="Calibri" w:hAnsi="Calibri"/>
+          <w:color w:val="1E293B"/>
+          <w:sz w:val="21"/>
+        </w:rPr>
+        <w:br/>
+        <w:t xml:space="preserve">- </w:t>
+      </w:r>
+      <w:r>
+        <w:rPr>
+          <w:rFonts w:ascii="Calibri" w:hAnsi="Calibri"/>
+          <w:b/>
+          <w:color w:val="1E293B"/>
+          <w:sz w:val="21"/>
+        </w:rPr>
+        <w:t>Lịch trình đi bộ Bến Thành 1 ngày:</w:t>
+      </w:r>
+      <w:r>
+        <w:rPr>
+          <w:rFonts w:ascii="Calibri" w:hAnsi="Calibri"/>
+          <w:color w:val="1E293B"/>
+          <w:sz w:val="21"/>
+        </w:rPr>
+        <w:t xml:space="preserve"> đưa công trình vào lịch trình tản bộ cùng </w:t>
+      </w:r>
+      <w:r>
+        <w:rPr>
+          <w:rFonts w:ascii="Calibri" w:hAnsi="Calibri"/>
+          <w:color w:val="1E293B"/>
+          <w:sz w:val="21"/>
+          <w:u w:val="single"/>
+        </w:rPr>
+        <w:t>lịch trình đi bộ Bến Thành 1 ngày</w:t>
+      </w:r>
+      <w:r>
+        <w:rPr>
+          <w:rFonts w:ascii="Calibri" w:hAnsi="Calibri"/>
+          <w:color w:val="1E293B"/>
+          <w:sz w:val="21"/>
+        </w:rPr>
+        <w:t>.</w:t>
+      </w:r>
+      <w:r>
+        <w:rPr>
+          <w:rFonts w:ascii="Calibri" w:hAnsi="Calibri"/>
+          <w:color w:val="1E293B"/>
+          <w:sz w:val="21"/>
+        </w:rPr>
+      </w:r>
+      <w:r>
+        <w:rPr>
+          <w:rFonts w:ascii="Calibri" w:hAnsi="Calibri"/>
+          <w:color w:val="1E293B"/>
+          <w:sz w:val="21"/>
+        </w:rPr>
+        <w:br/>
+        <w:t xml:space="preserve">- </w:t>
+      </w:r>
+      <w:r>
+        <w:rPr>
+          <w:rFonts w:ascii="Calibri" w:hAnsi="Calibri"/>
+          <w:b/>
+          <w:color w:val="1E293B"/>
+          <w:sz w:val="21"/>
+        </w:rPr>
+        <w:t>Xe bus 2 tầng Hop-On Hop-Off:</w:t>
+      </w:r>
+      <w:r>
+        <w:rPr>
+          <w:rFonts w:ascii="Calibri" w:hAnsi="Calibri"/>
+          <w:color w:val="1E293B"/>
+          <w:sz w:val="21"/>
+        </w:rPr>
+        <w:t xml:space="preserve"> đón tuyến xe ngắm cảnh tiện lợi cùng </w:t>
+      </w:r>
+      <w:r>
+        <w:rPr>
+          <w:rFonts w:ascii="Calibri" w:hAnsi="Calibri"/>
+          <w:color w:val="1E293B"/>
+          <w:sz w:val="21"/>
+          <w:u w:val="single"/>
+        </w:rPr>
+        <w:t>xe bus 2 tầng Hop-On Hop-Off Sài Gòn</w:t>
+      </w:r>
+      <w:r>
+        <w:rPr>
+          <w:rFonts w:ascii="Calibri" w:hAnsi="Calibri"/>
+          <w:color w:val="1E293B"/>
+          <w:sz w:val="21"/>
+        </w:rPr>
+        <w:t xml:space="preserve"> ngay trước cổng.</w:t>
+      </w:r>
+      <w:r>
+        <w:rPr>
+          <w:rFonts w:ascii="Calibri" w:hAnsi="Calibri"/>
+          <w:color w:val="1E293B"/>
+          <w:sz w:val="21"/>
+        </w:rPr>
+      </w:r>
+      <w:r>
+        <w:rPr>
+          <w:rFonts w:ascii="Calibri" w:hAnsi="Calibri"/>
+          <w:color w:val="1E293B"/>
+          <w:sz w:val="21"/>
+        </w:rPr>
+        <w:br/>
+        <w:t xml:space="preserve">- </w:t>
+      </w:r>
+      <w:r>
+        <w:rPr>
+          <w:rFonts w:ascii="Calibri" w:hAnsi="Calibri"/>
+          <w:b/>
+          <w:color w:val="1E293B"/>
+          <w:sz w:val="21"/>
+        </w:rPr>
+        <w:t>Khách sạn boutique gần Bến Thành:</w:t>
+      </w:r>
+      <w:r>
+        <w:rPr>
+          <w:rFonts w:ascii="Calibri" w:hAnsi="Calibri"/>
+          <w:color w:val="1E293B"/>
+          <w:sz w:val="21"/>
+        </w:rPr>
+        <w:t xml:space="preserve"> nghỉ dưỡng phong cách tại các </w:t>
+      </w:r>
+      <w:r>
+        <w:rPr>
+          <w:rFonts w:ascii="Calibri" w:hAnsi="Calibri"/>
+          <w:color w:val="1E293B"/>
+          <w:sz w:val="21"/>
+          <w:u w:val="single"/>
+        </w:rPr>
+        <w:t>khách sạn boutique gần Bến Thành</w:t>
+      </w:r>
+      <w:r>
+        <w:rPr>
+          <w:rFonts w:ascii="Calibri" w:hAnsi="Calibri"/>
+          <w:color w:val="1E293B"/>
+          <w:sz w:val="21"/>
+        </w:rPr>
+        <w:t>.</w:t>
+      </w:r>
+    </w:p>
+    <w:p>
+      <w:pPr>
         <w:keepNext/>
         <w:spacing w:before="320" w:after="120" w:line="276" w:lineRule="auto"/>
       </w:pPr>
